--- a/20260208阿标被催（8灵第2次）.docx
+++ b/20260208阿标被催（8灵第2次）.docx
@@ -15,9 +15,15 @@
         </w:rPr>
       </w:pPr>
       <w:r>
-        <w:t>白凰(00:00:06): 我看6:30到7:307:30到8:30那就八点左右，看情况吧，看那时候到时候感觉完不了，那就再延迟一下</w:t>
-      </w:r>
-      <w:bookmarkStart w:id="0" w:name="_GoBack"/>
+        <w:rPr>
+          <w:rFonts w:hint="eastAsia"/>
+          <w:lang w:eastAsia="zh-CN"/>
+        </w:rPr>
+        <w:t>主催(</w:t>
+      </w:r>
+      <w:r>
+        <w:t>00:00:06): 我看6:30到7:307:30到8:30那就八点左右，看情况吧，看那时候到时候感觉完不了，那就再延迟一下</w:t>
+      </w:r>
       <w:r>
         <w:rPr>
           <w:highlight w:val="yellow"/>
@@ -32,16 +38,24 @@
         </w:rPr>
         <w:t xml:space="preserve"> 标记文件 灵能量空间</w:t>
       </w:r>
+    </w:p>
+    <w:p>
+      <w:r>
+        <w:t xml:space="preserve">阿标(00:00:07): 八点左右吧 OK 看情况没事。没关系的 Mm. </w:t>
+      </w:r>
+    </w:p>
+    <w:p>
+      <w:bookmarkStart w:id="0" w:name="_GoBack"/>
       <w:bookmarkEnd w:id="0"/>
-    </w:p>
-    <w:p>
-      <w:r>
-        <w:t xml:space="preserve">阿标(00:00:07): 八点左右吧 OK 看情况没事。没关系的 Mm. </w:t>
-      </w:r>
-    </w:p>
-    <w:p>
-      <w:r>
-        <w:t>白凰(00:00:23):</w:t>
+      <w:r>
+        <w:rPr>
+          <w:rFonts w:hint="eastAsia"/>
+          <w:lang w:eastAsia="zh-CN"/>
+        </w:rPr>
+        <w:t>主催(</w:t>
+      </w:r>
+      <w:r>
+        <w:t>00:00:23):</w:t>
       </w:r>
       <w:r>
         <w:rPr>
@@ -70,12 +84,26 @@
     </w:p>
     <w:p>
       <w:r>
-        <w:t>白凰(00:01:00): 现在请阿标调整一下自己的状态，意识放松意识可以扫描一下全身。哪个地方是紧绷的可以让它放松下来，做三个深呼吸，越呼吸，身体越放松，调整好以后可以合一本源。</w:t>
-      </w:r>
-    </w:p>
-    <w:p>
-      <w:r>
-        <w:t>白凰(00:01:36): 在合一本源的状态中，可以熟悉感受零和的频率。</w:t>
+        <w:rPr>
+          <w:rFonts w:hint="eastAsia"/>
+          <w:lang w:eastAsia="zh-CN"/>
+        </w:rPr>
+        <w:t>主催(</w:t>
+      </w:r>
+      <w:r>
+        <w:t>00:01:00): 现在请阿标调整一下自己的状态，意识放松意识可以扫描一下全身。哪个地方是紧绷的可以让它放松下来，做三个深呼吸，越呼吸，身体越放松，调整好以后可以合一本源。</w:t>
+      </w:r>
+    </w:p>
+    <w:p>
+      <w:r>
+        <w:rPr>
+          <w:rFonts w:hint="eastAsia"/>
+          <w:lang w:eastAsia="zh-CN"/>
+        </w:rPr>
+        <w:t>主催(</w:t>
+      </w:r>
+      <w:r>
+        <w:t>00:01:36): 在合一本源的状态中，可以熟悉感受零和的频率。</w:t>
       </w:r>
     </w:p>
     <w:p>
@@ -110,7 +138,14 @@
     </w:p>
     <w:p>
       <w:r>
-        <w:t>白凰(00:06:55): 那就请阿标继续稳定在连接频率的状态也稳定在合理本源的状态中，请灵和带着肉体灵阿标继续以推倒重建清空以往认知的方式重新连接一下80。</w:t>
+        <w:rPr>
+          <w:rFonts w:hint="eastAsia"/>
+          <w:lang w:eastAsia="zh-CN"/>
+        </w:rPr>
+        <w:t>主催(</w:t>
+      </w:r>
+      <w:r>
+        <w:t>00:06:55): 那就请阿标继续稳定在连接频率的状态也稳定在合理本源的状态中，请灵和带着肉体灵阿标继续以推倒重建清空以往认知的方式重新连接一下80。</w:t>
       </w:r>
     </w:p>
     <w:p>
@@ -135,7 +170,14 @@
     </w:p>
     <w:p>
       <w:r>
-        <w:t>白凰(00:11:33): 还有吗。</w:t>
+        <w:rPr>
+          <w:rFonts w:hint="eastAsia"/>
+          <w:lang w:eastAsia="zh-CN"/>
+        </w:rPr>
+        <w:t>主催(</w:t>
+      </w:r>
+      <w:r>
+        <w:t>00:11:33): 还有吗。</w:t>
       </w:r>
     </w:p>
     <w:p>
@@ -145,7 +187,14 @@
     </w:p>
     <w:p>
       <w:r>
-        <w:t>白凰(00:11:58): 那也可以问一下林和。</w:t>
+        <w:rPr>
+          <w:rFonts w:hint="eastAsia"/>
+          <w:lang w:eastAsia="zh-CN"/>
+        </w:rPr>
+        <w:t>主催(</w:t>
+      </w:r>
+      <w:r>
+        <w:t>00:11:58): 那也可以问一下林和。</w:t>
       </w:r>
     </w:p>
     <w:p>
@@ -210,7 +259,14 @@
     </w:p>
     <w:p>
       <w:r>
-        <w:t>白凰(00:22:18): 没关系，我们可以先不判断可以放在催后，然后这里阿彪可以问一下林河主催问一下林河这个像石头人一样的这个巨人。</w:t>
+        <w:rPr>
+          <w:rFonts w:hint="eastAsia"/>
+          <w:lang w:eastAsia="zh-CN"/>
+        </w:rPr>
+        <w:t>主催(</w:t>
+      </w:r>
+      <w:r>
+        <w:t>00:22:18): 没关系，我们可以先不判断可以放在催后，然后这里阿彪可以问一下林河主催问一下林河这个像石头人一样的这个巨人。</w:t>
       </w:r>
     </w:p>
     <w:p>
@@ -220,7 +276,14 @@
     </w:p>
     <w:p>
       <w:r>
-        <w:t>白凰(00:22:35): 它是否是二标的80可以再确认一下。</w:t>
+        <w:rPr>
+          <w:rFonts w:hint="eastAsia"/>
+          <w:lang w:eastAsia="zh-CN"/>
+        </w:rPr>
+        <w:t>主催(</w:t>
+      </w:r>
+      <w:r>
+        <w:t>00:22:35): 它是否是二标的80可以再确认一下。</w:t>
       </w:r>
     </w:p>
     <w:p>
@@ -230,7 +293,14 @@
     </w:p>
     <w:p>
       <w:r>
-        <w:t>白凰(00:23:15): 的驱动零。</w:t>
+        <w:rPr>
+          <w:rFonts w:hint="eastAsia"/>
+          <w:lang w:eastAsia="zh-CN"/>
+        </w:rPr>
+        <w:t>主催(</w:t>
+      </w:r>
+      <w:r>
+        <w:t>00:23:15): 的驱动零。</w:t>
       </w:r>
     </w:p>
     <w:p>
@@ -245,7 +315,14 @@
     </w:p>
     <w:p>
       <w:r>
-        <w:t>白凰(00:24:04): 再问一下林和80这种状态是代表什么意思？</w:t>
+        <w:rPr>
+          <w:rFonts w:hint="eastAsia"/>
+          <w:lang w:eastAsia="zh-CN"/>
+        </w:rPr>
+        <w:t>主催(</w:t>
+      </w:r>
+      <w:r>
+        <w:t>00:24:04): 再问一下林和80这种状态是代表什么意思？</w:t>
       </w:r>
     </w:p>
     <w:p>
@@ -255,7 +332,14 @@
     </w:p>
     <w:p>
       <w:r>
-        <w:t>白凰(00:25:05): 80本身的状态怎么样？</w:t>
+        <w:rPr>
+          <w:rFonts w:hint="eastAsia"/>
+          <w:lang w:eastAsia="zh-CN"/>
+        </w:rPr>
+        <w:t>主催(</w:t>
+      </w:r>
+      <w:r>
+        <w:t>00:25:05): 80本身的状态怎么样？</w:t>
       </w:r>
     </w:p>
     <w:p>
@@ -265,7 +349,14 @@
     </w:p>
     <w:p>
       <w:r>
-        <w:t>白凰(00:26:12): 大概从什么时候开始，具体一点吗？</w:t>
+        <w:rPr>
+          <w:rFonts w:hint="eastAsia"/>
+          <w:lang w:eastAsia="zh-CN"/>
+        </w:rPr>
+        <w:t>主催(</w:t>
+      </w:r>
+      <w:r>
+        <w:t>00:26:12): 大概从什么时候开始，具体一点吗？</w:t>
       </w:r>
     </w:p>
     <w:p>
@@ -275,7 +366,14 @@
     </w:p>
     <w:p>
       <w:r>
-        <w:t>白凰(00:26:33): 当时发生了什么事情，让巴黎变成这样的状态？</w:t>
+        <w:rPr>
+          <w:rFonts w:hint="eastAsia"/>
+          <w:lang w:eastAsia="zh-CN"/>
+        </w:rPr>
+        <w:t>主催(</w:t>
+      </w:r>
+      <w:r>
+        <w:t>00:26:33): 当时发生了什么事情，让巴黎变成这样的状态？</w:t>
       </w:r>
     </w:p>
     <w:p>
@@ -290,7 +388,14 @@
     </w:p>
     <w:p>
       <w:r>
-        <w:t>白凰(00:28:46): 现在可以继续。</w:t>
+        <w:rPr>
+          <w:rFonts w:hint="eastAsia"/>
+          <w:lang w:eastAsia="zh-CN"/>
+        </w:rPr>
+        <w:t>主催(</w:t>
+      </w:r>
+      <w:r>
+        <w:t>00:28:46): 现在可以继续。</w:t>
       </w:r>
     </w:p>
     <w:p>
@@ -300,7 +405,14 @@
     </w:p>
     <w:p>
       <w:r>
-        <w:t>白凰(00:30:14): 当年我累积的原因是什么？他为什么。</w:t>
+        <w:rPr>
+          <w:rFonts w:hint="eastAsia"/>
+          <w:lang w:eastAsia="zh-CN"/>
+        </w:rPr>
+        <w:t>主催(</w:t>
+      </w:r>
+      <w:r>
+        <w:t>00:30:14): 当年我累积的原因是什么？他为什么。</w:t>
       </w:r>
     </w:p>
     <w:p>
@@ -315,7 +427,14 @@
     </w:p>
     <w:p>
       <w:r>
-        <w:t>白凰(00:33:02): 想问一下林河当时外林入侵，他利用了80的什么漏洞？</w:t>
+        <w:rPr>
+          <w:rFonts w:hint="eastAsia"/>
+          <w:lang w:eastAsia="zh-CN"/>
+        </w:rPr>
+        <w:t>主催(</w:t>
+      </w:r>
+      <w:r>
+        <w:t>00:33:02): 想问一下林河当时外林入侵，他利用了80的什么漏洞？</w:t>
       </w:r>
     </w:p>
     <w:p>
@@ -330,7 +449,14 @@
     </w:p>
     <w:p>
       <w:r>
-        <w:t>白凰(00:35:43): 要怎么激活？</w:t>
+        <w:rPr>
+          <w:rFonts w:hint="eastAsia"/>
+          <w:lang w:eastAsia="zh-CN"/>
+        </w:rPr>
+        <w:t>主催(</w:t>
+      </w:r>
+      <w:r>
+        <w:t>00:35:43): 要怎么激活？</w:t>
       </w:r>
     </w:p>
     <w:p>
@@ -340,7 +466,14 @@
     </w:p>
     <w:p>
       <w:r>
-        <w:t>白凰(00:36:56): 什么时候扫描的，那请灵活扫描一下80然后阿标把和扫描的信息可以转述出来。</w:t>
+        <w:rPr>
+          <w:rFonts w:hint="eastAsia"/>
+          <w:lang w:eastAsia="zh-CN"/>
+        </w:rPr>
+        <w:t>主催(</w:t>
+      </w:r>
+      <w:r>
+        <w:t>00:36:56): 什么时候扫描的，那请灵活扫描一下80然后阿标把和扫描的信息可以转述出来。</w:t>
       </w:r>
     </w:p>
     <w:p>
@@ -410,7 +543,14 @@
     </w:p>
     <w:p>
       <w:r>
-        <w:t>白凰(00:48:42): 对接下来看一下它整个灵体上包括它有哪些植物是否有植物。</w:t>
+        <w:rPr>
+          <w:rFonts w:hint="eastAsia"/>
+          <w:lang w:eastAsia="zh-CN"/>
+        </w:rPr>
+        <w:t>主催(</w:t>
+      </w:r>
+      <w:r>
+        <w:t>00:48:42): 对接下来看一下它整个灵体上包括它有哪些植物是否有植物。</w:t>
       </w:r>
     </w:p>
     <w:p>
@@ -470,7 +610,14 @@
     </w:p>
     <w:p>
       <w:r>
-        <w:t>白凰(00:58:07): 催眠装置，他利用的是巴黎什么漏洞被安装上去的？</w:t>
+        <w:rPr>
+          <w:rFonts w:hint="eastAsia"/>
+          <w:lang w:eastAsia="zh-CN"/>
+        </w:rPr>
+        <w:t>主催(</w:t>
+      </w:r>
+      <w:r>
+        <w:t>00:58:07): 催眠装置，他利用的是巴黎什么漏洞被安装上去的？</w:t>
       </w:r>
     </w:p>
     <w:p>
@@ -480,7 +627,14 @@
     </w:p>
     <w:p>
       <w:r>
-        <w:t>白凰(00:58:23): 什么。</w:t>
+        <w:rPr>
+          <w:rFonts w:hint="eastAsia"/>
+          <w:lang w:eastAsia="zh-CN"/>
+        </w:rPr>
+        <w:t>主催(</w:t>
+      </w:r>
+      <w:r>
+        <w:t>00:58:23): 什么。</w:t>
       </w:r>
     </w:p>
     <w:p>
@@ -505,7 +659,14 @@
     </w:p>
     <w:p>
       <w:r>
-        <w:t>白凰(01:04:35): 我想问一下就是万宁是利用的80过于信任他人友善，然后导致那个外力路器，那他当时是怎么利用这个漏这个点的？</w:t>
+        <w:rPr>
+          <w:rFonts w:hint="eastAsia"/>
+          <w:lang w:eastAsia="zh-CN"/>
+        </w:rPr>
+        <w:t>主催(</w:t>
+      </w:r>
+      <w:r>
+        <w:t>01:04:35): 我想问一下就是万宁是利用的80过于信任他人友善，然后导致那个外力路器，那他当时是怎么利用这个漏这个点的？</w:t>
       </w:r>
     </w:p>
     <w:p>
@@ -525,7 +686,14 @@
     </w:p>
     <w:p>
       <w:r>
-        <w:t>白凰(01:07:24): 万林来了以后都做过哪些事情？</w:t>
+        <w:rPr>
+          <w:rFonts w:hint="eastAsia"/>
+          <w:lang w:eastAsia="zh-CN"/>
+        </w:rPr>
+        <w:t>主催(</w:t>
+      </w:r>
+      <w:r>
+        <w:t>01:07:24): 万林来了以后都做过哪些事情？</w:t>
       </w:r>
     </w:p>
     <w:p>
@@ -550,7 +718,14 @@
     </w:p>
     <w:p>
       <w:r>
-        <w:t>白凰(01:10:41): 那现在观察一下80的状态，能单独跟80沟通聊一下吗？</w:t>
+        <w:rPr>
+          <w:rFonts w:hint="eastAsia"/>
+          <w:lang w:eastAsia="zh-CN"/>
+        </w:rPr>
+        <w:t>主催(</w:t>
+      </w:r>
+      <w:r>
+        <w:t>01:10:41): 那现在观察一下80的状态，能单独跟80沟通聊一下吗？</w:t>
       </w:r>
     </w:p>
     <w:p>
@@ -600,7 +775,14 @@
     </w:p>
     <w:p>
       <w:r>
-        <w:t>白凰(01:18:37): 阿彪八人对话吗？</w:t>
+        <w:rPr>
+          <w:rFonts w:hint="eastAsia"/>
+          <w:lang w:eastAsia="zh-CN"/>
+        </w:rPr>
+        <w:t>主催(</w:t>
+      </w:r>
+      <w:r>
+        <w:t>01:18:37): 阿彪八人对话吗？</w:t>
       </w:r>
     </w:p>
     <w:p>
@@ -610,7 +792,14 @@
     </w:p>
     <w:p>
       <w:r>
-        <w:t>白凰(01:18:51): 就想问一下80。80有没有名字，该怎么称呼你？</w:t>
+        <w:rPr>
+          <w:rFonts w:hint="eastAsia"/>
+          <w:lang w:eastAsia="zh-CN"/>
+        </w:rPr>
+        <w:t>主催(</w:t>
+      </w:r>
+      <w:r>
+        <w:t>01:18:51): 就想问一下80。80有没有名字，该怎么称呼你？</w:t>
       </w:r>
     </w:p>
     <w:p>
@@ -620,7 +809,14 @@
     </w:p>
     <w:p>
       <w:r>
-        <w:t>白凰(01:19:20): 那你还记得你为什么会做阿标的主板复合体里吗？</w:t>
+        <w:rPr>
+          <w:rFonts w:hint="eastAsia"/>
+          <w:lang w:eastAsia="zh-CN"/>
+        </w:rPr>
+        <w:t>主催(</w:t>
+      </w:r>
+      <w:r>
+        <w:t>01:19:20): 那你还记得你为什么会做阿标的主板复合体里吗？</w:t>
       </w:r>
     </w:p>
     <w:p>
@@ -630,7 +826,14 @@
     </w:p>
     <w:p>
       <w:r>
-        <w:t>白凰(01:21:07): 他坚持先招募阿爸，那阿爸为什么会同意？</w:t>
+        <w:rPr>
+          <w:rFonts w:hint="eastAsia"/>
+          <w:lang w:eastAsia="zh-CN"/>
+        </w:rPr>
+        <w:t>主催(</w:t>
+      </w:r>
+      <w:r>
+        <w:t>01:21:07): 他坚持先招募阿爸，那阿爸为什么会同意？</w:t>
       </w:r>
     </w:p>
     <w:p>
@@ -650,7 +853,14 @@
     </w:p>
     <w:p>
       <w:r>
-        <w:t>白凰(01:23:43): 你以你的想法，当时的想法来说，你想会有什么经验？</w:t>
+        <w:rPr>
+          <w:rFonts w:hint="eastAsia"/>
+          <w:lang w:eastAsia="zh-CN"/>
+        </w:rPr>
+        <w:t>主催(</w:t>
+      </w:r>
+      <w:r>
+        <w:t>01:23:43): 你以你的想法，当时的想法来说，你想会有什么经验？</w:t>
       </w:r>
     </w:p>
     <w:p>
@@ -660,7 +870,14 @@
     </w:p>
     <w:p>
       <w:r>
-        <w:t>白凰(01:25:17): 他说的说这些积分可以抓取更多好玩的游戏是更多啥类型的游戏，可以说一下。</w:t>
+        <w:rPr>
+          <w:rFonts w:hint="eastAsia"/>
+          <w:lang w:eastAsia="zh-CN"/>
+        </w:rPr>
+        <w:t>主催(</w:t>
+      </w:r>
+      <w:r>
+        <w:t>01:25:17): 他说的说这些积分可以抓取更多好玩的游戏是更多啥类型的游戏，可以说一下。</w:t>
       </w:r>
     </w:p>
     <w:p>
@@ -675,7 +892,14 @@
     </w:p>
     <w:p>
       <w:r>
-        <w:t>白凰(01:26:35): 那你目前攒的积分是多少来着？</w:t>
+        <w:rPr>
+          <w:rFonts w:hint="eastAsia"/>
+          <w:lang w:eastAsia="zh-CN"/>
+        </w:rPr>
+        <w:t>主催(</w:t>
+      </w:r>
+      <w:r>
+        <w:t>01:26:35): 那你目前攒的积分是多少来着？</w:t>
       </w:r>
     </w:p>
     <w:p>
@@ -685,7 +909,14 @@
     </w:p>
     <w:p>
       <w:r>
-        <w:t>白凰(01:27:20): 下载阿哥的迪达斯和麒麟可以消耗激活码。</w:t>
+        <w:rPr>
+          <w:rFonts w:hint="eastAsia"/>
+          <w:lang w:eastAsia="zh-CN"/>
+        </w:rPr>
+        <w:t>主催(</w:t>
+      </w:r>
+      <w:r>
+        <w:t>01:27:20): 下载阿哥的迪达斯和麒麟可以消耗激活码。</w:t>
       </w:r>
     </w:p>
     <w:p>
@@ -695,7 +926,14 @@
     </w:p>
     <w:p>
       <w:r>
-        <w:t>白凰(01:27:35): 积分它的获取机制是什么？</w:t>
+        <w:rPr>
+          <w:rFonts w:hint="eastAsia"/>
+          <w:lang w:eastAsia="zh-CN"/>
+        </w:rPr>
+        <w:t>主催(</w:t>
+      </w:r>
+      <w:r>
+        <w:t>01:27:35): 积分它的获取机制是什么？</w:t>
       </w:r>
     </w:p>
     <w:p>
@@ -705,7 +943,14 @@
     </w:p>
     <w:p>
       <w:r>
-        <w:t>白凰(01:28:53): 那你那上线玩家你们是怎么联系上的？</w:t>
+        <w:rPr>
+          <w:rFonts w:hint="eastAsia"/>
+          <w:lang w:eastAsia="zh-CN"/>
+        </w:rPr>
+        <w:t>主催(</w:t>
+      </w:r>
+      <w:r>
+        <w:t>01:28:53): 那你那上线玩家你们是怎么联系上的？</w:t>
       </w:r>
     </w:p>
     <w:p>
@@ -715,7 +960,14 @@
     </w:p>
     <w:p>
       <w:r>
-        <w:t>白凰(01:29:53): 除了！</w:t>
+        <w:rPr>
+          <w:rFonts w:hint="eastAsia"/>
+          <w:lang w:eastAsia="zh-CN"/>
+        </w:rPr>
+        <w:t>主催(</w:t>
+      </w:r>
+      <w:r>
+        <w:t>01:29:53): 除了！</w:t>
       </w:r>
     </w:p>
     <w:p>
@@ -725,7 +977,14 @@
     </w:p>
     <w:p>
       <w:r>
-        <w:t>白凰(01:30:13): 那除了日剧本开始和结束以外，其他时间会联系你吗？</w:t>
+        <w:rPr>
+          <w:rFonts w:hint="eastAsia"/>
+          <w:lang w:eastAsia="zh-CN"/>
+        </w:rPr>
+        <w:t>主催(</w:t>
+      </w:r>
+      <w:r>
+        <w:t>01:30:13): 那除了日剧本开始和结束以外，其他时间会联系你吗？</w:t>
       </w:r>
     </w:p>
     <w:p>
@@ -735,7 +994,14 @@
     </w:p>
     <w:p>
       <w:r>
-        <w:t>白凰(01:30:33): 那你会那如果你联系他的话，要怎么联系？</w:t>
+        <w:rPr>
+          <w:rFonts w:hint="eastAsia"/>
+          <w:lang w:eastAsia="zh-CN"/>
+        </w:rPr>
+        <w:t>主催(</w:t>
+      </w:r>
+      <w:r>
+        <w:t>01:30:33): 那你会那如果你联系他的话，要怎么联系？</w:t>
       </w:r>
     </w:p>
     <w:p>
@@ -745,7 +1011,14 @@
     </w:p>
     <w:p>
       <w:r>
-        <w:t>白凰(01:31:05): 他有探索过原因吗？</w:t>
+        <w:rPr>
+          <w:rFonts w:hint="eastAsia"/>
+          <w:lang w:eastAsia="zh-CN"/>
+        </w:rPr>
+        <w:t>主催(</w:t>
+      </w:r>
+      <w:r>
+        <w:t>01:31:05): 他有探索过原因吗？</w:t>
       </w:r>
     </w:p>
     <w:p>
@@ -760,7 +1033,14 @@
     </w:p>
     <w:p>
       <w:r>
-        <w:t>白凰(01:32:16): 那你会测艺术强度吗？</w:t>
+        <w:rPr>
+          <w:rFonts w:hint="eastAsia"/>
+          <w:lang w:eastAsia="zh-CN"/>
+        </w:rPr>
+        <w:t>主催(</w:t>
+      </w:r>
+      <w:r>
+        <w:t>01:32:16): 那你会测艺术强度吗？</w:t>
       </w:r>
     </w:p>
     <w:p>
@@ -770,7 +1050,14 @@
     </w:p>
     <w:p>
       <w:r>
-        <w:t>白凰(01:32:22): 你不太会？</w:t>
+        <w:rPr>
+          <w:rFonts w:hint="eastAsia"/>
+          <w:lang w:eastAsia="zh-CN"/>
+        </w:rPr>
+        <w:t>主催(</w:t>
+      </w:r>
+      <w:r>
+        <w:t>01:32:22): 你不太会？</w:t>
       </w:r>
     </w:p>
     <w:p>
@@ -780,7 +1067,14 @@
     </w:p>
     <w:p>
       <w:r>
-        <w:t>白凰(01:33:24): 那你们在能量层面是怎么判断对方灵魂强度的？</w:t>
+        <w:rPr>
+          <w:rFonts w:hint="eastAsia"/>
+          <w:lang w:eastAsia="zh-CN"/>
+        </w:rPr>
+        <w:t>主催(</w:t>
+      </w:r>
+      <w:r>
+        <w:t>01:33:24): 那你们在能量层面是怎么判断对方灵魂强度的？</w:t>
       </w:r>
     </w:p>
     <w:p>
@@ -795,7 +1089,14 @@
     </w:p>
     <w:p>
       <w:r>
-        <w:t>白凰(01:34:19): 那你的28！那阿爸你的体验诉求是什么？</w:t>
+        <w:rPr>
+          <w:rFonts w:hint="eastAsia"/>
+          <w:lang w:eastAsia="zh-CN"/>
+        </w:rPr>
+        <w:t>主催(</w:t>
+      </w:r>
+      <w:r>
+        <w:t>01:34:19): 那你的28！那阿爸你的体验诉求是什么？</w:t>
       </w:r>
     </w:p>
     <w:p>
@@ -815,7 +1116,14 @@
     </w:p>
     <w:p>
       <w:r>
-        <w:t>白凰(01:36:03): 在当时灵活招募以来，当第八复合体，您当时是否有签复合体您的协议？</w:t>
+        <w:rPr>
+          <w:rFonts w:hint="eastAsia"/>
+          <w:lang w:eastAsia="zh-CN"/>
+        </w:rPr>
+        <w:t>主催(</w:t>
+      </w:r>
+      <w:r>
+        <w:t>01:36:03): 在当时灵活招募以来，当第八复合体，您当时是否有签复合体您的协议？</w:t>
       </w:r>
     </w:p>
     <w:p>
@@ -835,7 +1143,14 @@
     </w:p>
     <w:p>
       <w:r>
-        <w:t>白凰(01:37:58): 你觉得作为第八复合体基本职责是什么？</w:t>
+        <w:rPr>
+          <w:rFonts w:hint="eastAsia"/>
+          <w:lang w:eastAsia="zh-CN"/>
+        </w:rPr>
+        <w:t>主催(</w:t>
+      </w:r>
+      <w:r>
+        <w:t>01:37:58): 你觉得作为第八复合体基本职责是什么？</w:t>
       </w:r>
     </w:p>
     <w:p>
@@ -850,7 +1165,14 @@
     </w:p>
     <w:p>
       <w:r>
-        <w:t>白凰(01:39:16): 班第八是我姐，除了想摸鱼以外，会干会做哪些事情？</w:t>
+        <w:rPr>
+          <w:rFonts w:hint="eastAsia"/>
+          <w:lang w:eastAsia="zh-CN"/>
+        </w:rPr>
+        <w:t>主催(</w:t>
+      </w:r>
+      <w:r>
+        <w:t>01:39:16): 班第八是我姐，除了想摸鱼以外，会干会做哪些事情？</w:t>
       </w:r>
     </w:p>
     <w:p>
@@ -865,7 +1187,14 @@
     </w:p>
     <w:p>
       <w:r>
-        <w:t>白凰(01:41:09): 自己平时会干什么，就是做第八次的体能的时候来以后，那你不是？</w:t>
+        <w:rPr>
+          <w:rFonts w:hint="eastAsia"/>
+          <w:lang w:eastAsia="zh-CN"/>
+        </w:rPr>
+        <w:t>主催(</w:t>
+      </w:r>
+      <w:r>
+        <w:t>01:41:09): 自己平时会干什么，就是做第八次的体能的时候来以后，那你不是？</w:t>
       </w:r>
     </w:p>
     <w:p>
@@ -885,7 +1214,14 @@
     </w:p>
     <w:p>
       <w:r>
-        <w:t>白凰(01:43:28): 主要是想知道一下八你你自己平时会干嘛，就是跟若琳无关，就是你自己平常会做些什么事情。因为你不是对于职责方面不是想摸鱼吗？那你摸鱼的时候会干嘛？就比如物质界，我摸鱼的话，我可能会玩一会手机跟朋友聊天！</w:t>
+        <w:rPr>
+          <w:rFonts w:hint="eastAsia"/>
+          <w:lang w:eastAsia="zh-CN"/>
+        </w:rPr>
+        <w:t>主催(</w:t>
+      </w:r>
+      <w:r>
+        <w:t>01:43:28): 主要是想知道一下八你你自己平时会干嘛，就是跟若琳无关，就是你自己平常会做些什么事情。因为你不是对于职责方面不是想摸鱼吗？那你摸鱼的时候会干嘛？就比如物质界，我摸鱼的话，我可能会玩一会手机跟朋友聊天！</w:t>
       </w:r>
     </w:p>
     <w:p>
@@ -895,7 +1231,14 @@
     </w:p>
     <w:p>
       <w:r>
-        <w:t>白凰(01:44:15): 不会无聊吗？</w:t>
+        <w:rPr>
+          <w:rFonts w:hint="eastAsia"/>
+          <w:lang w:eastAsia="zh-CN"/>
+        </w:rPr>
+        <w:t>主催(</w:t>
+      </w:r>
+      <w:r>
+        <w:t>01:44:15): 不会无聊吗？</w:t>
       </w:r>
     </w:p>
     <w:p>
@@ -905,7 +1248,14 @@
     </w:p>
     <w:p>
       <w:r>
-        <w:t>白凰(01:45:30): 当然可以评价一下自己吗？</w:t>
+        <w:rPr>
+          <w:rFonts w:hint="eastAsia"/>
+          <w:lang w:eastAsia="zh-CN"/>
+        </w:rPr>
+        <w:t>主催(</w:t>
+      </w:r>
+      <w:r>
+        <w:t>01:45:30): 当然可以评价一下自己吗？</w:t>
       </w:r>
     </w:p>
     <w:p>
@@ -920,7 +1270,14 @@
     </w:p>
     <w:p>
       <w:r>
-        <w:t>白凰(01:47:13): 巴黎你是怎么看待欺凌的？</w:t>
+        <w:rPr>
+          <w:rFonts w:hint="eastAsia"/>
+          <w:lang w:eastAsia="zh-CN"/>
+        </w:rPr>
+        <w:t>主催(</w:t>
+      </w:r>
+      <w:r>
+        <w:t>01:47:13): 巴黎你是怎么看待欺凌的？</w:t>
       </w:r>
     </w:p>
     <w:p>
@@ -940,7 +1297,14 @@
     </w:p>
     <w:p>
       <w:r>
-        <w:t>白凰(01:49:08): 对。那你是怎么看待90的？</w:t>
+        <w:rPr>
+          <w:rFonts w:hint="eastAsia"/>
+          <w:lang w:eastAsia="zh-CN"/>
+        </w:rPr>
+        <w:t>主催(</w:t>
+      </w:r>
+      <w:r>
+        <w:t>01:49:08): 对。那你是怎么看待90的？</w:t>
       </w:r>
     </w:p>
     <w:p>
@@ -965,7 +1329,14 @@
     </w:p>
     <w:p>
       <w:r>
-        <w:t>白凰(01:51:40): 后悔了。那阿标还有要问巴黎的吗？</w:t>
+        <w:rPr>
+          <w:rFonts w:hint="eastAsia"/>
+          <w:lang w:eastAsia="zh-CN"/>
+        </w:rPr>
+        <w:t>主催(</w:t>
+      </w:r>
+      <w:r>
+        <w:t>01:51:40): 后悔了。那阿标还有要问巴黎的吗？</w:t>
       </w:r>
     </w:p>
     <w:p>
@@ -980,7 +1351,14 @@
     </w:p>
     <w:p>
       <w:r>
-        <w:t>白凰(01:53:42): 今天后期暂时就到这里，因为时间关系，然后请双方高龄清空一下信息场域，然后保证信息不外泄，谢谢大家！我才结束。</w:t>
+        <w:rPr>
+          <w:rFonts w:hint="eastAsia"/>
+          <w:lang w:eastAsia="zh-CN"/>
+        </w:rPr>
+        <w:t>主催(</w:t>
+      </w:r>
+      <w:r>
+        <w:t>01:53:42): 今天后期暂时就到这里，因为时间关系，然后请双方高龄清空一下信息场域，然后保证信息不外泄，谢谢大家！我才结束。</w:t>
       </w:r>
     </w:p>
     <w:p>
@@ -990,7 +1368,14 @@
     </w:p>
     <w:p>
       <w:r>
-        <w:t>白凰(01:54:05): 客气，然后我后面那一个我再没搞，因为我感觉你这个暴力可能还要继续探索。你在描述的过程中，你我感觉意识里面就突然间就有个意识说是信息是外面在演戏。</w:t>
+        <w:rPr>
+          <w:rFonts w:hint="eastAsia"/>
+          <w:lang w:eastAsia="zh-CN"/>
+        </w:rPr>
+        <w:t>主催(</w:t>
+      </w:r>
+      <w:r>
+        <w:t>01:54:05): 客气，然后我后面那一个我再没搞，因为我感觉你这个暴力可能还要继续探索。你在描述的过程中，你我感觉意识里面就突然间就有个意识说是信息是外面在演戏。</w:t>
       </w:r>
     </w:p>
     <w:p>
@@ -1000,7 +1385,14 @@
     </w:p>
     <w:p>
       <w:r>
-        <w:t>白凰(01:54:34): 很多细节都在演，就感觉好像说是连接到的这个零也不是80说是你真就感觉你真正的80在旁边看着。</w:t>
+        <w:rPr>
+          <w:rFonts w:hint="eastAsia"/>
+          <w:lang w:eastAsia="zh-CN"/>
+        </w:rPr>
+        <w:t>主催(</w:t>
+      </w:r>
+      <w:r>
+        <w:t>01:54:34): 很多细节都在演，就感觉好像说是连接到的这个零也不是80说是你真就感觉你真正的80在旁边看着。</w:t>
       </w:r>
     </w:p>
     <w:p>
@@ -1010,7 +1402,14 @@
     </w:p>
     <w:p>
       <w:r>
-        <w:t>白凰(01:54:49): 我就这种感觉，我也不知道我这个感觉是真的假的，就是我就是感觉你能见到的也不是你真正的巴黎。</w:t>
+        <w:rPr>
+          <w:rFonts w:hint="eastAsia"/>
+          <w:lang w:eastAsia="zh-CN"/>
+        </w:rPr>
+        <w:t>主催(</w:t>
+      </w:r>
+      <w:r>
+        <w:t>01:54:49): 我就这种感觉，我也不知道我这个感觉是真的假的，就是我就是感觉你能见到的也不是你真正的巴黎。</w:t>
       </w:r>
     </w:p>
     <w:p>
@@ -1020,7 +1419,14 @@
     </w:p>
     <w:p>
       <w:r>
-        <w:t>白凰(01:55:03): 你林和在说的那一块块的时候是不是说的说话？</w:t>
+        <w:rPr>
+          <w:rFonts w:hint="eastAsia"/>
+          <w:lang w:eastAsia="zh-CN"/>
+        </w:rPr>
+        <w:t>主催(</w:t>
+      </w:r>
+      <w:r>
+        <w:t>01:55:03): 你林和在说的那一块块的时候是不是说的说话？</w:t>
       </w:r>
     </w:p>
     <w:p>
@@ -1030,7 +1436,14 @@
     </w:p>
     <w:p>
       <w:r>
-        <w:t>白凰(01:55:16): 在林河问林河的时候，有一段林河在说帮你起的时候，你是不是有一种感觉是离婚再说？我不确定就是我给你找一下，不是我不确定，我看一下信息在哪，就是有一段就说就是那种说，非常感谢你们，把我就怎么怎么的那一段就是在演戏。</w:t>
+        <w:rPr>
+          <w:rFonts w:hint="eastAsia"/>
+          <w:lang w:eastAsia="zh-CN"/>
+        </w:rPr>
+        <w:t>主催(</w:t>
+      </w:r>
+      <w:r>
+        <w:t>01:55:16): 在林河问林河的时候，有一段林河在说帮你起的时候，你是不是有一种感觉是离婚再说？我不确定就是我给你找一下，不是我不确定，我看一下信息在哪，就是有一段就说就是那种说，非常感谢你们，把我就怎么怎么的那一段就是在演戏。</w:t>
       </w:r>
     </w:p>
     <w:p>
@@ -1040,7 +1453,14 @@
     </w:p>
     <w:p>
       <w:r>
-        <w:t>白凰(01:55:50): 那一块是在演那一块，就是他说，非常感谢你们对，就是那种半可怜，就是在戳你的漏洞嘛，就因为你是属于那种像就是你是属于那种好像就是有点比较正义的那种嘛。</w:t>
+        <w:rPr>
+          <w:rFonts w:hint="eastAsia"/>
+          <w:lang w:eastAsia="zh-CN"/>
+        </w:rPr>
+        <w:t>主催(</w:t>
+      </w:r>
+      <w:r>
+        <w:t>01:55:50): 那一块是在演那一块，就是他说，非常感谢你们对，就是那种半可怜，就是在戳你的漏洞嘛，就因为你是属于那种像就是你是属于那种好像就是有点比较正义的那种嘛。</w:t>
       </w:r>
     </w:p>
     <w:p>
@@ -1050,7 +1470,14 @@
     </w:p>
     <w:p>
       <w:r>
-        <w:t>白凰(01:56:11): 然后就是属于道德，或者说是那种正义感比较强，或者说见不得可怜软弱的，会不会或者会同情可怜软弱人群，他那一套我跟你说为什当时突然间就我这边就意识到被提醒了，提醒以后我就在演戏，然后我马上想起来，我以前的我跟你说套路一模一样，我之前后期的时候也是一个外人，他。</w:t>
+        <w:rPr>
+          <w:rFonts w:hint="eastAsia"/>
+          <w:lang w:eastAsia="zh-CN"/>
+        </w:rPr>
+        <w:t>主催(</w:t>
+      </w:r>
+      <w:r>
+        <w:t>01:56:11): 然后就是属于道德，或者说是那种正义感比较强，或者说见不得可怜软弱的，会不会或者会同情可怜软弱人群，他那一套我跟你说为什当时突然间就我这边就意识到被提醒了，提醒以后我就在演戏，然后我马上想起来，我以前的我跟你说套路一模一样，我之前后期的时候也是一个外人，他。</w:t>
       </w:r>
     </w:p>
     <w:p>
@@ -1060,7 +1487,14 @@
     </w:p>
     <w:p>
       <w:r>
-        <w:t>白凰(01:56:41): 也是跟你今天的说话感觉方式一模一样。</w:t>
+        <w:rPr>
+          <w:rFonts w:hint="eastAsia"/>
+          <w:lang w:eastAsia="zh-CN"/>
+        </w:rPr>
+        <w:t>主催(</w:t>
+      </w:r>
+      <w:r>
+        <w:t>01:56:41): 也是跟你今天的说话感觉方式一模一样。</w:t>
       </w:r>
     </w:p>
     <w:p>
@@ -1070,7 +1504,14 @@
     </w:p>
     <w:p>
       <w:r>
-        <w:t>白凰(01:56:49): 所以你这半年还得比较，就不光是背个巴黎，你看一下，他说自己好可怜啥的时候，那个信息是哪一段，是你在临河时候说的吗？还是连接巴黎时候说的，我也感觉好像我感觉好像是巴黎说的。</w:t>
+        <w:rPr>
+          <w:rFonts w:hint="eastAsia"/>
+          <w:lang w:eastAsia="zh-CN"/>
+        </w:rPr>
+        <w:t>主催(</w:t>
+      </w:r>
+      <w:r>
+        <w:t>01:56:49): 所以你这半年还得比较，就不光是背个巴黎，你看一下，他说自己好可怜啥的时候，那个信息是哪一段，是你在临河时候说的吗？还是连接巴黎时候说的，我也感觉好像我感觉好像是巴黎说的。</w:t>
       </w:r>
     </w:p>
     <w:p>
@@ -1085,7 +1526,14 @@
     </w:p>
     <w:p>
       <w:r>
-        <w:t>白凰(01:57:29): 那不这不就正好就戳到你了吗？因为你因为他就是利用了你这个漏洞，正义感，然后就是道德上他不是有那个善恶观嘛，然后你是比较富有那种就是同情心那种嘛，就是富有那种属于善的那种嘛。</w:t>
+        <w:rPr>
+          <w:rFonts w:hint="eastAsia"/>
+          <w:lang w:eastAsia="zh-CN"/>
+        </w:rPr>
+        <w:t>主催(</w:t>
+      </w:r>
+      <w:r>
+        <w:t>01:57:29): 那不这不就正好就戳到你了吗？因为你因为他就是利用了你这个漏洞，正义感，然后就是道德上他不是有那个善恶观嘛，然后你是比较富有那种就是同情心那种嘛，就是富有那种属于善的那种嘛。</w:t>
       </w:r>
     </w:p>
     <w:p>
@@ -1095,7 +1543,14 @@
     </w:p>
     <w:p>
       <w:r>
-        <w:t>白凰(01:57:50): 然后他说那些就很戳你那个套路一模一样，之前我过去的时候我自己是没有发现有问题的，是我去了那个主推说的，他说感觉这个林好像演戏演的比较，他一提醒我，自己都没发现他在演戏，他就演戏，就是那种可怜，就那种要获取我的同情同理心就是让我去认可他。</w:t>
+        <w:rPr>
+          <w:rFonts w:hint="eastAsia"/>
+          <w:lang w:eastAsia="zh-CN"/>
+        </w:rPr>
+        <w:t>主催(</w:t>
+      </w:r>
+      <w:r>
+        <w:t>01:57:50): 然后他说那些就很戳你那个套路一模一样，之前我过去的时候我自己是没有发现有问题的，是我去了那个主推说的，他说感觉这个林好像演戏演的比较，他一提醒我，自己都没发现他在演戏，他就演戏，就是那种可怜，就那种要获取我的同情同理心就是让我去认可他。</w:t>
       </w:r>
     </w:p>
     <w:p>
@@ -1105,12 +1560,26 @@
     </w:p>
     <w:p>
       <w:r>
-        <w:t>白凰(01:58:19): 就对羡慕一下。</w:t>
-      </w:r>
-    </w:p>
-    <w:p>
-      <w:r>
-        <w:t>白凰(01:58:30): 也有可能是就是我不确定他为什么，反正他总不办科研，就是这个林，我也不知道他是就是我们是就还是上的那个零，他今天换了个。</w:t>
+        <w:rPr>
+          <w:rFonts w:hint="eastAsia"/>
+          <w:lang w:eastAsia="zh-CN"/>
+        </w:rPr>
+        <w:t>主催(</w:t>
+      </w:r>
+      <w:r>
+        <w:t>01:58:19): 就对羡慕一下。</w:t>
+      </w:r>
+    </w:p>
+    <w:p>
+      <w:r>
+        <w:rPr>
+          <w:rFonts w:hint="eastAsia"/>
+          <w:lang w:eastAsia="zh-CN"/>
+        </w:rPr>
+        <w:t>主催(</w:t>
+      </w:r>
+      <w:r>
+        <w:t>01:58:30): 也有可能是就是我不确定他为什么，反正他总不办科研，就是这个林，我也不知道他是就是我们是就还是上的那个零，他今天换了个。</w:t>
       </w:r>
     </w:p>
     <w:p>
@@ -1120,7 +1589,14 @@
     </w:p>
     <w:p>
       <w:r>
-        <w:t>白凰(01:58:46): 不是。不，我跟你说，有时候不一定有些人他会装的，他会伪装体育的，他会给你找一个假象，他走了。</w:t>
+        <w:rPr>
+          <w:rFonts w:hint="eastAsia"/>
+          <w:lang w:eastAsia="zh-CN"/>
+        </w:rPr>
+        <w:t>主催(</w:t>
+      </w:r>
+      <w:r>
+        <w:t>01:58:46): 不是。不，我跟你说，有时候不一定有些人他会装的，他会伪装体育的，他会给你找一个假象，他走了。</w:t>
       </w:r>
     </w:p>
     <w:p>
@@ -1130,7 +1606,14 @@
     </w:p>
     <w:p>
       <w:r>
-        <w:t>白凰(01:59:05): 不会的，有些人他会的，他会装的，他会这两种频，他会给你造成一个错觉，就是跟你投射一个频率。</w:t>
+        <w:rPr>
+          <w:rFonts w:hint="eastAsia"/>
+          <w:lang w:eastAsia="zh-CN"/>
+        </w:rPr>
+        <w:t>主催(</w:t>
+      </w:r>
+      <w:r>
+        <w:t>01:59:05): 不会的，有些人他会的，他会装的，他会这两种频，他会给你造成一个错觉，就是跟你投射一个频率。</w:t>
       </w:r>
     </w:p>
     <w:p>
@@ -1140,7 +1623,14 @@
     </w:p>
     <w:p>
       <w:r>
-        <w:t>白凰(01:59:17): 他会不找的，他不一定会没那么简单会离开的。你想一下，他是利用了我们的漏洞来的，如果漏洞没解决掉，他总会一种找办法钻空子来的。</w:t>
+        <w:rPr>
+          <w:rFonts w:hint="eastAsia"/>
+          <w:lang w:eastAsia="zh-CN"/>
+        </w:rPr>
+        <w:t>主催(</w:t>
+      </w:r>
+      <w:r>
+        <w:t>01:59:17): 他会不找的，他不一定会没那么简单会离开的。你想一下，他是利用了我们的漏洞来的，如果漏洞没解决掉，他总会一种找办法钻空子来的。</w:t>
       </w:r>
     </w:p>
     <w:p>
@@ -1150,7 +1640,14 @@
     </w:p>
     <w:p>
       <w:r>
-        <w:t>白凰(01:59:35): 对你还要探索一下他在那个什么催眠原理，就是还要找到这个核心问题，才能把他彻底赶走。你要是核心问题。</w:t>
+        <w:rPr>
+          <w:rFonts w:hint="eastAsia"/>
+          <w:lang w:eastAsia="zh-CN"/>
+        </w:rPr>
+        <w:t>主催(</w:t>
+      </w:r>
+      <w:r>
+        <w:t>01:59:35): 对你还要探索一下他在那个什么催眠原理，就是还要找到这个核心问题，才能把他彻底赶走。你要是核心问题。</w:t>
       </w:r>
     </w:p>
     <w:p>
@@ -1160,7 +1657,14 @@
     </w:p>
     <w:p>
       <w:r>
-        <w:t>白凰(01:59:49): 会就会比较爱占弱的弱势的一方就可怜一些可怜人，或者说是弱者，你就会同情嘛。会想帮对方这种扇可能就是道德换纸扇吧，也说了，说是利用了你的友善，说的比较委婉。</w:t>
+        <w:rPr>
+          <w:rFonts w:hint="eastAsia"/>
+          <w:lang w:eastAsia="zh-CN"/>
+        </w:rPr>
+        <w:t>主催(</w:t>
+      </w:r>
+      <w:r>
+        <w:t>01:59:49): 会就会比较爱占弱的弱势的一方就可怜一些可怜人，或者说是弱者，你就会同情嘛。会想帮对方这种扇可能就是道德换纸扇吧，也说了，说是利用了你的友善，说的比较委婉。</w:t>
       </w:r>
     </w:p>
     <w:p>
@@ -1170,7 +1674,14 @@
     </w:p>
     <w:p>
       <w:r>
-        <w:t>白凰(02:00:23): 说的没完，我不知道是他说的没完还是你给他过滤的没完，你说是对他人过于信任，就是友善。</w:t>
+        <w:rPr>
+          <w:rFonts w:hint="eastAsia"/>
+          <w:lang w:eastAsia="zh-CN"/>
+        </w:rPr>
+        <w:t>主催(</w:t>
+      </w:r>
+      <w:r>
+        <w:t>02:00:23): 说的没完，我不知道是他说的没完还是你给他过滤的没完，你说是对他人过于信任，就是友善。</w:t>
       </w:r>
     </w:p>
     <w:p>
@@ -1180,7 +1691,14 @@
     </w:p>
     <w:p>
       <w:r>
-        <w:t>白凰(02:00:45): 就可能说的比较委婉，就把纸扇的那些的比较委婉，人人真的嘛，人好像那个编程里面会下意识的会去同情一些弱者嘛，就是弱者这个弱者他不一定是对的一方，但是人家那个天性他下意识就会同情弱者，我自己发现我都有这个毛病，弱者这一方他有可能他就做的不对，我就是会下意识的会偏向弱者。</w:t>
+        <w:rPr>
+          <w:rFonts w:hint="eastAsia"/>
+          <w:lang w:eastAsia="zh-CN"/>
+        </w:rPr>
+        <w:t>主催(</w:t>
+      </w:r>
+      <w:r>
+        <w:t>02:00:45): 就可能说的比较委婉，就把纸扇的那些的比较委婉，人人真的嘛，人好像那个编程里面会下意识的会去同情一些弱者嘛，就是弱者这个弱者他不一定是对的一方，但是人家那个天性他下意识就会同情弱者，我自己发现我都有这个毛病，弱者这一方他有可能他就做的不对，我就是会下意识的会偏向弱者。</w:t>
       </w:r>
     </w:p>
     <w:p>
@@ -1190,7 +1708,14 @@
     </w:p>
     <w:p>
       <w:r>
-        <w:t>白凰(02:01:17): 就最典型的是啥，你知道吧，就是那郭凡你知道吧，群里面老是唧唧歪歪，然后我们说他反正我就会那个心里直接就会下意识的就会去想要去占郭凡就觉得郭凡可怜，你知道吧。</w:t>
+        <w:rPr>
+          <w:rFonts w:hint="eastAsia"/>
+          <w:lang w:eastAsia="zh-CN"/>
+        </w:rPr>
+        <w:t>主催(</w:t>
+      </w:r>
+      <w:r>
+        <w:t>02:01:17): 就最典型的是啥，你知道吧，就是那郭凡你知道吧，群里面老是唧唧歪歪，然后我们说他反正我就会那个心里直接就会下意识的就会去想要去占郭凡就觉得郭凡可怜，你知道吧。</w:t>
       </w:r>
     </w:p>
     <w:p>
@@ -1200,7 +1725,14 @@
     </w:p>
     <w:p>
       <w:r>
-        <w:t>白凰(02:01:33): 肯定是得亏谷歌是个觉醒者嘛，我还能我，然后我发现之后我之所以能觉察那么快，是因为发现那谷歌是一个觉醒的人，他对我们每个人都是平等的一个心态，他不会说是刻意去针对郭凡。然后我就发现我就好像就是那个新的世界，他就是要去占那个过法，就觉得古林做的不对，怎么怎么就好像要批判古林似的。</w:t>
+        <w:rPr>
+          <w:rFonts w:hint="eastAsia"/>
+          <w:lang w:eastAsia="zh-CN"/>
+        </w:rPr>
+        <w:t>主催(</w:t>
+      </w:r>
+      <w:r>
+        <w:t>02:01:33): 肯定是得亏谷歌是个觉醒者嘛，我还能我，然后我发现之后我之所以能觉察那么快，是因为发现那谷歌是一个觉醒的人，他对我们每个人都是平等的一个心态，他不会说是刻意去针对郭凡。然后我就发现我就好像就是那个新的世界，他就是要去占那个过法，就觉得古林做的不对，怎么怎么就好像要批判古林似的。</w:t>
       </w:r>
     </w:p>
     <w:p>
@@ -1210,7 +1742,14 @@
     </w:p>
     <w:p>
       <w:r>
-        <w:t>白凰(02:02:13): 哈哈。</w:t>
+        <w:rPr>
+          <w:rFonts w:hint="eastAsia"/>
+          <w:lang w:eastAsia="zh-CN"/>
+        </w:rPr>
+        <w:t>主催(</w:t>
+      </w:r>
+      <w:r>
+        <w:t>02:02:13): 哈哈。</w:t>
       </w:r>
     </w:p>
     <w:p>
@@ -1220,7 +1759,14 @@
     </w:p>
     <w:p>
       <w:r>
-        <w:t>白凰(02:02:26): 我也催了，他就是觉得好奇怪，但是后面你你你客观看的话，官方确实有问题。</w:t>
+        <w:rPr>
+          <w:rFonts w:hint="eastAsia"/>
+          <w:lang w:eastAsia="zh-CN"/>
+        </w:rPr>
+        <w:t>主催(</w:t>
+      </w:r>
+      <w:r>
+        <w:t>02:02:26): 我也催了，他就是觉得好奇怪，但是后面你你你客观看的话，官方确实有问题。</w:t>
       </w:r>
     </w:p>
     <w:p>
@@ -1230,12 +1776,26 @@
     </w:p>
     <w:p>
       <w:r>
-        <w:t>白凰(02:02:38): 这就是好像就是有一点点不分青红皂白无脑占弱者的那种感觉就是不一定说是针对郭凡可能是郭凡确实是他需要一些比较犀利的手段来去。</w:t>
-      </w:r>
-    </w:p>
-    <w:p>
-      <w:r>
-        <w:t>白凰(02:02:57): 就是规避一下，可能就说是，反正也是谈不上说对他有多好，对他反正总不能说依着郭凡的性子来吧，因为郭他老是。去说一些那种莫名其妙的。</w:t>
+        <w:rPr>
+          <w:rFonts w:hint="eastAsia"/>
+          <w:lang w:eastAsia="zh-CN"/>
+        </w:rPr>
+        <w:t>主催(</w:t>
+      </w:r>
+      <w:r>
+        <w:t>02:02:38): 这就是好像就是有一点点不分青红皂白无脑占弱者的那种感觉就是不一定说是针对郭凡可能是郭凡确实是他需要一些比较犀利的手段来去。</w:t>
+      </w:r>
+    </w:p>
+    <w:p>
+      <w:r>
+        <w:rPr>
+          <w:rFonts w:hint="eastAsia"/>
+          <w:lang w:eastAsia="zh-CN"/>
+        </w:rPr>
+        <w:t>主催(</w:t>
+      </w:r>
+      <w:r>
+        <w:t>02:02:57): 就是规避一下，可能就说是，反正也是谈不上说对他有多好，对他反正总不能说依着郭凡的性子来吧，因为郭他老是。去说一些那种莫名其妙的。</w:t>
       </w:r>
     </w:p>
     <w:p>
@@ -1245,7 +1805,14 @@
     </w:p>
     <w:p>
       <w:r>
-        <w:t>白凰(02:03:19): He. 他现在还在神神叨叨，在一个什么525的艺术创作群就还在说那些话。</w:t>
+        <w:rPr>
+          <w:rFonts w:hint="eastAsia"/>
+          <w:lang w:eastAsia="zh-CN"/>
+        </w:rPr>
+        <w:t>主催(</w:t>
+      </w:r>
+      <w:r>
+        <w:t>02:03:19): He. 他现在还在神神叨叨，在一个什么525的艺术创作群就还在说那些话。</w:t>
       </w:r>
     </w:p>
     <w:p>
@@ -1260,7 +1827,14 @@
     </w:p>
     <w:p>
       <w:r>
-        <w:t>白凰(02:05:00): 然后反正这个班你还是太熟。</w:t>
+        <w:rPr>
+          <w:rFonts w:hint="eastAsia"/>
+          <w:lang w:eastAsia="zh-CN"/>
+        </w:rPr>
+        <w:t>主催(</w:t>
+      </w:r>
+      <w:r>
+        <w:t>02:05:00): 然后反正这个班你还是太熟。</w:t>
       </w:r>
     </w:p>
     <w:p>
@@ -1270,7 +1844,14 @@
     </w:p>
     <w:p>
       <w:r>
-        <w:t xml:space="preserve">白凰(02:05:13): 没有。Mhm. </w:t>
+        <w:rPr>
+          <w:rFonts w:hint="eastAsia"/>
+          <w:lang w:eastAsia="zh-CN"/>
+        </w:rPr>
+        <w:t>主催(</w:t>
+      </w:r>
+      <w:r>
+        <w:t xml:space="preserve">02:05:13): 没有。Mhm. </w:t>
       </w:r>
     </w:p>
     <w:p>
@@ -1285,7 +1866,14 @@
     </w:p>
     <w:p>
       <w:r>
-        <w:t>白凰(02:06:27): 他心里面有怀疑，有可能是我们自己听到已经接到假音了，对不一定是我们的复合力有问题，我们的复合力反而可能是正常的，我们的通道被外面给侵占了可能。</w:t>
+        <w:rPr>
+          <w:rFonts w:hint="eastAsia"/>
+          <w:lang w:eastAsia="zh-CN"/>
+        </w:rPr>
+        <w:t>主催(</w:t>
+      </w:r>
+      <w:r>
+        <w:t>02:06:27): 他心里面有怀疑，有可能是我们自己听到已经接到假音了，对不一定是我们的复合力有问题，我们的复合力反而可能是正常的，我们的通道被外面给侵占了可能。</w:t>
       </w:r>
     </w:p>
     <w:p>
@@ -1295,7 +1883,14 @@
     </w:p>
     <w:p>
       <w:r>
-        <w:t>白凰(02:06:50): 就他这个巴黎说的剧情吧，就也就我就感觉就我是被我之前还没发现他在演戏，我是被提醒到了一时，突然间有个念头，就说他在演戏。</w:t>
+        <w:rPr>
+          <w:rFonts w:hint="eastAsia"/>
+          <w:lang w:eastAsia="zh-CN"/>
+        </w:rPr>
+        <w:t>主催(</w:t>
+      </w:r>
+      <w:r>
+        <w:t>02:06:50): 就他这个巴黎说的剧情吧，就也就我就感觉就我是被我之前还没发现他在演戏，我是被提醒到了一时，突然间有个念头，就说他在演戏。</w:t>
       </w:r>
     </w:p>
     <w:p>
@@ -1305,7 +1900,14 @@
     </w:p>
     <w:p>
       <w:r>
-        <w:t>白凰(02:07:05): 不是巴黎，我就问了一下。</w:t>
+        <w:rPr>
+          <w:rFonts w:hint="eastAsia"/>
+          <w:lang w:eastAsia="zh-CN"/>
+        </w:rPr>
+        <w:t>主催(</w:t>
+      </w:r>
+      <w:r>
+        <w:t>02:07:05): 不是巴黎，我就问了一下。</w:t>
       </w:r>
     </w:p>
     <w:p>
@@ -1315,7 +1917,14 @@
     </w:p>
     <w:p>
       <w:r>
-        <w:t>白凰(02:07:19): 对反正各种反正这个就不确定了，可能需要多背掉，然后背掉完之后你还你再做个不行就做个啥，就是大双模验证。</w:t>
+        <w:rPr>
+          <w:rFonts w:hint="eastAsia"/>
+          <w:lang w:eastAsia="zh-CN"/>
+        </w:rPr>
+        <w:t>主催(</w:t>
+      </w:r>
+      <w:r>
+        <w:t>02:07:19): 对反正各种反正这个就不确定了，可能需要多背掉，然后背掉完之后你还你再做个不行就做个啥，就是大双模验证。</w:t>
       </w:r>
     </w:p>
     <w:p>
@@ -1325,7 +1934,14 @@
     </w:p>
     <w:p>
       <w:r>
-        <w:t>白凰(02:07:38): 或者你从那个漏洞的角度入手，就是催眠漏洞的角度入手，看一下他是怎么理解，就把漏洞你你你问的细致一点，看一下是利用什么漏洞，怎么催眠，用这个漏洞的方式入手看一下他，如果说这是假音的话，他通过漏洞的这个探索也能露出马脚的。</w:t>
+        <w:rPr>
+          <w:rFonts w:hint="eastAsia"/>
+          <w:lang w:eastAsia="zh-CN"/>
+        </w:rPr>
+        <w:t>主催(</w:t>
+      </w:r>
+      <w:r>
+        <w:t>02:07:38): 或者你从那个漏洞的角度入手，就是催眠漏洞的角度入手，看一下他是怎么理解，就把漏洞你你你问的细致一点，看一下是利用什么漏洞，怎么催眠，用这个漏洞的方式入手看一下他，如果说这是假音的话，他通过漏洞的这个探索也能露出马脚的。</w:t>
       </w:r>
     </w:p>
     <w:p>
@@ -1335,7 +1951,14 @@
     </w:p>
     <w:p>
       <w:r>
-        <w:t>白凰(02:08:14): 对是我们连的时候可能出现问题，而且我催你的时候，他们演戏的时候好瞌睡的就是我就我催的我就听你说，突然间我就困，就是要睡觉。</w:t>
+        <w:rPr>
+          <w:rFonts w:hint="eastAsia"/>
+          <w:lang w:eastAsia="zh-CN"/>
+        </w:rPr>
+        <w:t>主催(</w:t>
+      </w:r>
+      <w:r>
+        <w:t>02:08:14): 对是我们连的时候可能出现问题，而且我催你的时候，他们演戏的时候好瞌睡的就是我就我催的我就听你说，突然间我就困，就是要睡觉。</w:t>
       </w:r>
     </w:p>
     <w:p>
@@ -1345,7 +1968,14 @@
     </w:p>
     <w:p>
       <w:r>
-        <w:t>白凰(02:08:40): 叶少结了我记得可奇怪了，我从我都从来不瞌睡的，我还记得瞌睡上了。</w:t>
+        <w:rPr>
+          <w:rFonts w:hint="eastAsia"/>
+          <w:lang w:eastAsia="zh-CN"/>
+        </w:rPr>
+        <w:t>主催(</w:t>
+      </w:r>
+      <w:r>
+        <w:t>02:08:40): 叶少结了我记得可奇怪了，我从我都从来不瞌睡的，我还记得瞌睡上了。</w:t>
       </w:r>
     </w:p>
     <w:p>
@@ -1355,7 +1985,14 @@
     </w:p>
     <w:p>
       <w:r>
-        <w:t>白凰(02:09:02): 我后面问的比较多，我就看一下，我是为了验证，就是因为我一直没，他说是那个80是假的嘛，他在演戏嘛，然后后面聊的时候我就一直问好多问题，我就暗搓的在验证，我就看一下他到底啥情况，但是就是验证出来的结果就是这个零，反正。反正他说话怎么说，他不说实话，就是属于他说话，有一点就是你问一些他会绕，就是你问一些真正的问题吧，他不说他就跟你说一些很浅层的问题。</w:t>
+        <w:rPr>
+          <w:rFonts w:hint="eastAsia"/>
+          <w:lang w:eastAsia="zh-CN"/>
+        </w:rPr>
+        <w:t>主催(</w:t>
+      </w:r>
+      <w:r>
+        <w:t>02:09:02): 我后面问的比较多，我就看一下，我是为了验证，就是因为我一直没，他说是那个80是假的嘛，他在演戏嘛，然后后面聊的时候我就一直问好多问题，我就暗搓的在验证，我就看一下他到底啥情况，但是就是验证出来的结果就是这个零，反正。反正他说话怎么说，他不说实话，就是属于他说话，有一点就是你问一些他会绕，就是你问一些真正的问题吧，他不说他就跟你说一些很浅层的问题。</w:t>
       </w:r>
     </w:p>
     <w:p>
@@ -1370,7 +2007,14 @@
     </w:p>
     <w:p>
       <w:r>
-        <w:t>白凰(02:10:06): 对，要么你就换个互吹模式探索方式，要么抓住一个植物的探索，就按照课题里面讲的那种方式。你问的越多越深，他要是假的他就会露出马脚。</w:t>
+        <w:rPr>
+          <w:rFonts w:hint="eastAsia"/>
+          <w:lang w:eastAsia="zh-CN"/>
+        </w:rPr>
+        <w:t>主催(</w:t>
+      </w:r>
+      <w:r>
+        <w:t>02:10:06): 对，要么你就换个互吹模式探索方式，要么抓住一个植物的探索，就按照课题里面讲的那种方式。你问的越多越深，他要是假的他就会露出马脚。</w:t>
       </w:r>
     </w:p>
     <w:p>
@@ -1380,7 +2024,14 @@
     </w:p>
     <w:p>
       <w:r>
-        <w:t xml:space="preserve">白凰(02:10:30): 对 Mhm. </w:t>
+        <w:rPr>
+          <w:rFonts w:hint="eastAsia"/>
+          <w:lang w:eastAsia="zh-CN"/>
+        </w:rPr>
+        <w:t>主催(</w:t>
+      </w:r>
+      <w:r>
+        <w:t xml:space="preserve">02:10:30): 对 Mhm. </w:t>
       </w:r>
     </w:p>
     <w:p>
@@ -1395,7 +2046,14 @@
     </w:p>
     <w:p>
       <w:r>
-        <w:t xml:space="preserve">白凰(02:11:15): I mean. </w:t>
+        <w:rPr>
+          <w:rFonts w:hint="eastAsia"/>
+          <w:lang w:eastAsia="zh-CN"/>
+        </w:rPr>
+        <w:t>主催(</w:t>
+      </w:r>
+      <w:r>
+        <w:t xml:space="preserve">02:11:15): I mean. </w:t>
       </w:r>
     </w:p>
     <w:p>
@@ -1405,7 +2063,14 @@
     </w:p>
     <w:p>
       <w:r>
-        <w:t>白凰(02:11:34): 然后还有一个还有方案，就是因为你也是属于那种会自己去问他的就是你你问，所以其他去的时候你可以自己不问。</w:t>
+        <w:rPr>
+          <w:rFonts w:hint="eastAsia"/>
+          <w:lang w:eastAsia="zh-CN"/>
+        </w:rPr>
+        <w:t>主催(</w:t>
+      </w:r>
+      <w:r>
+        <w:t>02:11:34): 然后还有一个还有方案，就是因为你也是属于那种会自己去问他的就是你你问，所以其他去的时候你可以自己不问。</w:t>
       </w:r>
     </w:p>
     <w:p>
@@ -1415,7 +2080,14 @@
     </w:p>
     <w:p>
       <w:r>
-        <w:t>白凰(02:11:51): 你就直接就是你只说信息，然后问问题让子崔去问，减少一些被被利用的情况可能性。</w:t>
+        <w:rPr>
+          <w:rFonts w:hint="eastAsia"/>
+          <w:lang w:eastAsia="zh-CN"/>
+        </w:rPr>
+        <w:t>主催(</w:t>
+      </w:r>
+      <w:r>
+        <w:t>02:11:51): 你就直接就是你只说信息，然后问问题让子崔去问，减少一些被被利用的情况可能性。</w:t>
       </w:r>
     </w:p>
     <w:p>
@@ -1425,7 +2097,14 @@
     </w:p>
     <w:p>
       <w:r>
-        <w:t>白凰(02:12:08): 试一下就各种方法都试一下。</w:t>
+        <w:rPr>
+          <w:rFonts w:hint="eastAsia"/>
+          <w:lang w:eastAsia="zh-CN"/>
+        </w:rPr>
+        <w:t>主催(</w:t>
+      </w:r>
+      <w:r>
+        <w:t>02:12:08): 试一下就各种方法都试一下。</w:t>
       </w:r>
     </w:p>
     <w:p>
@@ -1435,7 +2114,14 @@
     </w:p>
     <w:p>
       <w:r>
-        <w:t>白凰(02:12:16): 就我以前对中位复合零我也有点顾虑，我发现在中位复合零也需要好好探索，他可能也有漏洞。</w:t>
+        <w:rPr>
+          <w:rFonts w:hint="eastAsia"/>
+          <w:lang w:eastAsia="zh-CN"/>
+        </w:rPr>
+        <w:t>主催(</w:t>
+      </w:r>
+      <w:r>
+        <w:t>02:12:16): 就我以前对中位复合零我也有点顾虑，我发现在中位复合零也需要好好探索，他可能也有漏洞。</w:t>
       </w:r>
     </w:p>
     <w:p>
@@ -1445,7 +2131,14 @@
     </w:p>
     <w:p>
       <w:r>
-        <w:t>白凰(02:12:36): He.。</w:t>
+        <w:rPr>
+          <w:rFonts w:hint="eastAsia"/>
+          <w:lang w:eastAsia="zh-CN"/>
+        </w:rPr>
+        <w:t>主催(</w:t>
+      </w:r>
+      <w:r>
+        <w:t>02:12:36): He.。</w:t>
       </w:r>
     </w:p>
     <w:p>
@@ -1455,7 +2148,14 @@
     </w:p>
     <w:p>
       <w:r>
-        <w:t>白凰(02:12:51): 笑死了，你看我换了你的巴黎，他如果他躺平了，我就画一个躺平的。</w:t>
+        <w:rPr>
+          <w:rFonts w:hint="eastAsia"/>
+          <w:lang w:eastAsia="zh-CN"/>
+        </w:rPr>
+        <w:t>主催(</w:t>
+      </w:r>
+      <w:r>
+        <w:t>02:12:51): 笑死了，你看我换了你的巴黎，他如果他躺平了，我就画一个躺平的。</w:t>
       </w:r>
     </w:p>
     <w:p>
@@ -1484,7 +2184,14 @@
     </w:p>
     <w:p>
       <w:r>
-        <w:t>白凰(02:13:12): 就是放了之后我就你你别说刚开始巴黎那个小的时候，他出现那个巨人说的，我当时以为是我当时其实以为那是文字记忆。我还想着探索来，结果你自问自答，然后好像因为我就发现好像不是我会记忆。</w:t>
+        <w:rPr>
+          <w:rFonts w:hint="eastAsia"/>
+          <w:lang w:eastAsia="zh-CN"/>
+        </w:rPr>
+        <w:t>主催(</w:t>
+      </w:r>
+      <w:r>
+        <w:t>02:13:12): 就是放了之后我就你你别说刚开始巴黎那个小的时候，他出现那个巨人说的，我当时以为是我当时其实以为那是文字记忆。我还想着探索来，结果你自问自答，然后好像因为我就发现好像不是我会记忆。</w:t>
       </w:r>
     </w:p>
     <w:p>
@@ -1494,7 +2201,14 @@
     </w:p>
     <w:p>
       <w:r>
-        <w:t>白凰(02:13:42): Hm. Mhm.。</w:t>
+        <w:rPr>
+          <w:rFonts w:hint="eastAsia"/>
+          <w:lang w:eastAsia="zh-CN"/>
+        </w:rPr>
+        <w:t>主催(</w:t>
+      </w:r>
+      <w:r>
+        <w:t>02:13:42): Hm. Mhm.。</w:t>
       </w:r>
     </w:p>
     <w:p>
@@ -1504,7 +2218,14 @@
     </w:p>
     <w:p>
       <w:r>
-        <w:t>白凰(02:14:22): 这一块有漏洞，有缝隙，防御上可能这一块反正防御也是漏洞。</w:t>
+        <w:rPr>
+          <w:rFonts w:hint="eastAsia"/>
+          <w:lang w:eastAsia="zh-CN"/>
+        </w:rPr>
+        <w:t>主催(</w:t>
+      </w:r>
+      <w:r>
+        <w:t>02:14:22): 这一块有漏洞，有缝隙，防御上可能这一块反正防御也是漏洞。</w:t>
       </w:r>
     </w:p>
     <w:p>
@@ -1514,7 +2235,14 @@
     </w:p>
     <w:p>
       <w:r>
-        <w:t xml:space="preserve">白凰(02:14:48): H. 他躺平就太假了，你知道吗？什么躺平血，感谢你们救了我！现在怎么怎么了？Mhm. </w:t>
+        <w:rPr>
+          <w:rFonts w:hint="eastAsia"/>
+          <w:lang w:eastAsia="zh-CN"/>
+        </w:rPr>
+        <w:t>主催(</w:t>
+      </w:r>
+      <w:r>
+        <w:t xml:space="preserve">02:14:48): H. 他躺平就太假了，你知道吗？什么躺平血，感谢你们救了我！现在怎么怎么了？Mhm. </w:t>
       </w:r>
     </w:p>
     <w:p>
@@ -1524,7 +2252,14 @@
     </w:p>
     <w:p>
       <w:r>
-        <w:t>白凰(02:15:04): 好，其他也没啥了。拜拜对约起来。</w:t>
+        <w:rPr>
+          <w:rFonts w:hint="eastAsia"/>
+          <w:lang w:eastAsia="zh-CN"/>
+        </w:rPr>
+        <w:t>主催(</w:t>
+      </w:r>
+      <w:r>
+        <w:t>02:15:04): 好，其他也没啥了。拜拜对约起来。</w:t>
       </w:r>
     </w:p>
     <w:p>
@@ -1551,7 +2286,14 @@
     </w:p>
     <w:p>
       <w:r>
-        <w:t xml:space="preserve">白凰(02:16:01): 干脆你接下来几天你继续约人催巴黎吧，你也别当主催了。感觉 Mhm. </w:t>
+        <w:rPr>
+          <w:rFonts w:hint="eastAsia"/>
+          <w:lang w:eastAsia="zh-CN"/>
+        </w:rPr>
+        <w:t>主催(</w:t>
+      </w:r>
+      <w:r>
+        <w:t xml:space="preserve">02:16:01): 干脆你接下来几天你继续约人催巴黎吧，你也别当主催了。感觉 Mhm. </w:t>
       </w:r>
     </w:p>
     <w:p>
@@ -1561,7 +2303,14 @@
     </w:p>
     <w:p>
       <w:r>
-        <w:t>白凰(02:16:20): 对。</w:t>
+        <w:rPr>
+          <w:rFonts w:hint="eastAsia"/>
+          <w:lang w:eastAsia="zh-CN"/>
+        </w:rPr>
+        <w:t>主催(</w:t>
+      </w:r>
+      <w:r>
+        <w:t>02:16:20): 对。</w:t>
       </w:r>
     </w:p>
     <w:p>
@@ -1571,7 +2320,14 @@
     </w:p>
     <w:p>
       <w:r>
-        <w:t>白凰(02:16:27): 对多角度探索，今天就这样差好的</w:t>
+        <w:rPr>
+          <w:rFonts w:hint="eastAsia"/>
+          <w:lang w:eastAsia="zh-CN"/>
+        </w:rPr>
+        <w:t>主催(</w:t>
+      </w:r>
+      <w:r>
+        <w:t>02:16:27): 对多角度探索，今天就这样差好的</w:t>
       </w:r>
       <w:r>
         <w:rPr>
@@ -1882,7 +2638,7 @@
     <w:lsdException w:uiPriority="99" w:name="footnote text"/>
     <w:lsdException w:uiPriority="99" w:name="annotation text"/>
     <w:lsdException w:qFormat="1" w:uiPriority="99" w:semiHidden="0" w:name="header"/>
-    <w:lsdException w:uiPriority="99" w:semiHidden="0" w:name="footer"/>
+    <w:lsdException w:qFormat="1" w:uiPriority="99" w:semiHidden="0" w:name="footer"/>
     <w:lsdException w:uiPriority="99" w:name="index heading"/>
     <w:lsdException w:qFormat="1" w:uiPriority="35" w:name="caption"/>
     <w:lsdException w:uiPriority="99" w:name="table of figures"/>
@@ -1895,32 +2651,32 @@
     <w:lsdException w:uiPriority="99" w:name="endnote reference"/>
     <w:lsdException w:uiPriority="99" w:name="endnote text"/>
     <w:lsdException w:uiPriority="99" w:name="table of authorities"/>
-    <w:lsdException w:uiPriority="99" w:semiHidden="0" w:name="macro"/>
+    <w:lsdException w:qFormat="1" w:uiPriority="99" w:semiHidden="0" w:name="macro"/>
     <w:lsdException w:uiPriority="99" w:name="toa heading"/>
-    <w:lsdException w:uiPriority="99" w:semiHidden="0" w:name="List"/>
-    <w:lsdException w:uiPriority="99" w:semiHidden="0" w:name="List Bullet"/>
-    <w:lsdException w:uiPriority="99" w:semiHidden="0" w:name="List Number"/>
+    <w:lsdException w:qFormat="1" w:uiPriority="99" w:semiHidden="0" w:name="List"/>
+    <w:lsdException w:qFormat="1" w:uiPriority="99" w:semiHidden="0" w:name="List Bullet"/>
+    <w:lsdException w:qFormat="1" w:uiPriority="99" w:semiHidden="0" w:name="List Number"/>
     <w:lsdException w:qFormat="1" w:uiPriority="99" w:semiHidden="0" w:name="List 2"/>
-    <w:lsdException w:uiPriority="99" w:semiHidden="0" w:name="List 3"/>
+    <w:lsdException w:qFormat="1" w:uiPriority="99" w:semiHidden="0" w:name="List 3"/>
     <w:lsdException w:uiPriority="99" w:name="List 4"/>
     <w:lsdException w:uiPriority="99" w:name="List 5"/>
-    <w:lsdException w:uiPriority="99" w:semiHidden="0" w:name="List Bullet 2"/>
-    <w:lsdException w:uiPriority="99" w:semiHidden="0" w:name="List Bullet 3"/>
+    <w:lsdException w:qFormat="1" w:uiPriority="99" w:semiHidden="0" w:name="List Bullet 2"/>
+    <w:lsdException w:qFormat="1" w:uiPriority="99" w:semiHidden="0" w:name="List Bullet 3"/>
     <w:lsdException w:uiPriority="99" w:name="List Bullet 4"/>
     <w:lsdException w:uiPriority="99" w:name="List Bullet 5"/>
-    <w:lsdException w:uiPriority="99" w:semiHidden="0" w:name="List Number 2"/>
-    <w:lsdException w:uiPriority="99" w:semiHidden="0" w:name="List Number 3"/>
+    <w:lsdException w:qFormat="1" w:uiPriority="99" w:semiHidden="0" w:name="List Number 2"/>
+    <w:lsdException w:qFormat="1" w:uiPriority="99" w:semiHidden="0" w:name="List Number 3"/>
     <w:lsdException w:uiPriority="99" w:name="List Number 4"/>
     <w:lsdException w:uiPriority="99" w:name="List Number 5"/>
     <w:lsdException w:qFormat="1" w:unhideWhenUsed="0" w:uiPriority="10" w:semiHidden="0" w:name="Title"/>
     <w:lsdException w:uiPriority="99" w:name="Closing"/>
     <w:lsdException w:uiPriority="99" w:name="Signature"/>
-    <w:lsdException w:uiPriority="1" w:name="Default Paragraph Font"/>
-    <w:lsdException w:uiPriority="99" w:semiHidden="0" w:name="Body Text"/>
+    <w:lsdException w:qFormat="1" w:uiPriority="1" w:name="Default Paragraph Font"/>
+    <w:lsdException w:qFormat="1" w:uiPriority="99" w:semiHidden="0" w:name="Body Text"/>
     <w:lsdException w:uiPriority="99" w:name="Body Text Indent"/>
-    <w:lsdException w:uiPriority="99" w:semiHidden="0" w:name="List Continue"/>
-    <w:lsdException w:uiPriority="99" w:semiHidden="0" w:name="List Continue 2"/>
-    <w:lsdException w:uiPriority="99" w:semiHidden="0" w:name="List Continue 3"/>
+    <w:lsdException w:qFormat="1" w:uiPriority="99" w:semiHidden="0" w:name="List Continue"/>
+    <w:lsdException w:qFormat="1" w:uiPriority="99" w:semiHidden="0" w:name="List Continue 2"/>
+    <w:lsdException w:qFormat="1" w:uiPriority="99" w:semiHidden="0" w:name="List Continue 3"/>
     <w:lsdException w:uiPriority="99" w:name="List Continue 4"/>
     <w:lsdException w:uiPriority="99" w:name="List Continue 5"/>
     <w:lsdException w:uiPriority="99" w:name="Message Header"/>
@@ -1930,8 +2686,8 @@
     <w:lsdException w:uiPriority="99" w:name="Body Text First Indent"/>
     <w:lsdException w:uiPriority="99" w:name="Body Text First Indent 2"/>
     <w:lsdException w:uiPriority="99" w:name="Note Heading"/>
-    <w:lsdException w:uiPriority="99" w:semiHidden="0" w:name="Body Text 2"/>
-    <w:lsdException w:uiPriority="99" w:semiHidden="0" w:name="Body Text 3"/>
+    <w:lsdException w:qFormat="1" w:uiPriority="99" w:semiHidden="0" w:name="Body Text 2"/>
+    <w:lsdException w:qFormat="1" w:uiPriority="99" w:semiHidden="0" w:name="Body Text 3"/>
     <w:lsdException w:uiPriority="99" w:name="Body Text Indent 2"/>
     <w:lsdException w:uiPriority="99" w:name="Body Text Indent 3"/>
     <w:lsdException w:uiPriority="99" w:name="Block Text"/>
@@ -1953,7 +2709,7 @@
     <w:lsdException w:uiPriority="99" w:name="HTML Sample"/>
     <w:lsdException w:uiPriority="99" w:name="HTML Typewriter"/>
     <w:lsdException w:uiPriority="99" w:name="HTML Variable"/>
-    <w:lsdException w:uiPriority="99" w:name="Normal Table"/>
+    <w:lsdException w:qFormat="1" w:uiPriority="99" w:name="Normal Table"/>
     <w:lsdException w:uiPriority="99" w:name="annotation subject"/>
     <w:lsdException w:uiPriority="99" w:name="Table Simple 1"/>
     <w:lsdException w:uiPriority="99" w:name="Table Simple 2"/>
@@ -2026,13 +2782,13 @@
     <w:lsdException w:qFormat="1" w:unhideWhenUsed="0" w:uiPriority="30" w:semiHidden="0" w:name="Intense Quote"/>
     <w:lsdException w:qFormat="1" w:unhideWhenUsed="0" w:uiPriority="66" w:semiHidden="0" w:name="Medium List 2 Accent 1"/>
     <w:lsdException w:qFormat="1" w:unhideWhenUsed="0" w:uiPriority="67" w:semiHidden="0" w:name="Medium Grid 1 Accent 1"/>
-    <w:lsdException w:unhideWhenUsed="0" w:uiPriority="68" w:semiHidden="0" w:name="Medium Grid 2 Accent 1"/>
+    <w:lsdException w:qFormat="1" w:unhideWhenUsed="0" w:uiPriority="68" w:semiHidden="0" w:name="Medium Grid 2 Accent 1"/>
     <w:lsdException w:qFormat="1" w:unhideWhenUsed="0" w:uiPriority="69" w:semiHidden="0" w:name="Medium Grid 3 Accent 1"/>
     <w:lsdException w:qFormat="1" w:unhideWhenUsed="0" w:uiPriority="70" w:semiHidden="0" w:name="Dark List Accent 1"/>
     <w:lsdException w:qFormat="1" w:unhideWhenUsed="0" w:uiPriority="71" w:semiHidden="0" w:name="Colorful Shading Accent 1"/>
     <w:lsdException w:qFormat="1" w:unhideWhenUsed="0" w:uiPriority="72" w:semiHidden="0" w:name="Colorful List Accent 1"/>
     <w:lsdException w:qFormat="1" w:unhideWhenUsed="0" w:uiPriority="73" w:semiHidden="0" w:name="Colorful Grid Accent 1"/>
-    <w:lsdException w:unhideWhenUsed="0" w:uiPriority="60" w:semiHidden="0" w:name="Light Shading Accent 2"/>
+    <w:lsdException w:qFormat="1" w:unhideWhenUsed="0" w:uiPriority="60" w:semiHidden="0" w:name="Light Shading Accent 2"/>
     <w:lsdException w:qFormat="1" w:unhideWhenUsed="0" w:uiPriority="61" w:semiHidden="0" w:name="Light List Accent 2"/>
     <w:lsdException w:qFormat="1" w:unhideWhenUsed="0" w:uiPriority="62" w:semiHidden="0" w:name="Light Grid Accent 2"/>
     <w:lsdException w:qFormat="1" w:unhideWhenUsed="0" w:uiPriority="63" w:semiHidden="0" w:name="Medium Shading 1 Accent 2"/>
@@ -2056,7 +2812,7 @@
     <w:lsdException w:qFormat="1" w:unhideWhenUsed="0" w:uiPriority="67" w:semiHidden="0" w:name="Medium Grid 1 Accent 3"/>
     <w:lsdException w:qFormat="1" w:unhideWhenUsed="0" w:uiPriority="68" w:semiHidden="0" w:name="Medium Grid 2 Accent 3"/>
     <w:lsdException w:qFormat="1" w:unhideWhenUsed="0" w:uiPriority="69" w:semiHidden="0" w:name="Medium Grid 3 Accent 3"/>
-    <w:lsdException w:unhideWhenUsed="0" w:uiPriority="70" w:semiHidden="0" w:name="Dark List Accent 3"/>
+    <w:lsdException w:qFormat="1" w:unhideWhenUsed="0" w:uiPriority="70" w:semiHidden="0" w:name="Dark List Accent 3"/>
     <w:lsdException w:qFormat="1" w:unhideWhenUsed="0" w:uiPriority="71" w:semiHidden="0" w:name="Colorful Shading Accent 3"/>
     <w:lsdException w:qFormat="1" w:unhideWhenUsed="0" w:uiPriority="72" w:semiHidden="0" w:name="Colorful List Accent 3"/>
     <w:lsdException w:qFormat="1" w:unhideWhenUsed="0" w:uiPriority="73" w:semiHidden="0" w:name="Colorful Grid Accent 3"/>
@@ -2357,12 +3113,14 @@
     <w:name w:val="Default Paragraph Font"/>
     <w:semiHidden/>
     <w:unhideWhenUsed/>
+    <w:qFormat/>
     <w:uiPriority w:val="1"/>
   </w:style>
   <w:style w:type="table" w:default="1" w:styleId="32">
     <w:name w:val="Normal Table"/>
     <w:semiHidden/>
     <w:unhideWhenUsed/>
+    <w:qFormat/>
     <w:uiPriority w:val="99"/>
     <w:tblPr>
       <w:tblCellMar>
@@ -2377,6 +3135,7 @@
     <w:name w:val="macro"/>
     <w:link w:val="147"/>
     <w:unhideWhenUsed/>
+    <w:qFormat/>
     <w:uiPriority w:val="99"/>
     <w:pPr>
       <w:tabs>
@@ -2401,6 +3160,7 @@
     <w:name w:val="List 3"/>
     <w:basedOn w:val="1"/>
     <w:unhideWhenUsed/>
+    <w:qFormat/>
     <w:uiPriority w:val="99"/>
     <w:pPr>
       <w:ind w:left="1080" w:hanging="360"/>
@@ -2411,6 +3171,7 @@
     <w:name w:val="List Number 2"/>
     <w:basedOn w:val="1"/>
     <w:unhideWhenUsed/>
+    <w:qFormat/>
     <w:uiPriority w:val="99"/>
     <w:pPr>
       <w:numPr>
@@ -2424,6 +3185,7 @@
     <w:name w:val="List Number"/>
     <w:basedOn w:val="1"/>
     <w:unhideWhenUsed/>
+    <w:qFormat/>
     <w:uiPriority w:val="99"/>
     <w:pPr>
       <w:numPr>
@@ -2461,6 +3223,7 @@
     <w:name w:val="List Bullet"/>
     <w:basedOn w:val="1"/>
     <w:unhideWhenUsed/>
+    <w:qFormat/>
     <w:uiPriority w:val="99"/>
     <w:pPr>
       <w:numPr>
@@ -2475,6 +3238,7 @@
     <w:basedOn w:val="1"/>
     <w:link w:val="146"/>
     <w:unhideWhenUsed/>
+    <w:qFormat/>
     <w:uiPriority w:val="99"/>
     <w:pPr>
       <w:spacing w:after="120"/>
@@ -2488,6 +3252,7 @@
     <w:name w:val="List Bullet 3"/>
     <w:basedOn w:val="1"/>
     <w:unhideWhenUsed/>
+    <w:qFormat/>
     <w:uiPriority w:val="99"/>
     <w:pPr>
       <w:numPr>
@@ -2502,6 +3267,7 @@
     <w:basedOn w:val="1"/>
     <w:link w:val="144"/>
     <w:unhideWhenUsed/>
+    <w:qFormat/>
     <w:uiPriority w:val="99"/>
     <w:pPr>
       <w:spacing w:after="120"/>
@@ -2511,6 +3277,7 @@
     <w:name w:val="List Number 3"/>
     <w:basedOn w:val="1"/>
     <w:unhideWhenUsed/>
+    <w:qFormat/>
     <w:uiPriority w:val="99"/>
     <w:pPr>
       <w:numPr>
@@ -2535,6 +3302,7 @@
     <w:name w:val="List Continue"/>
     <w:basedOn w:val="1"/>
     <w:unhideWhenUsed/>
+    <w:qFormat/>
     <w:uiPriority w:val="99"/>
     <w:pPr>
       <w:spacing w:after="120"/>
@@ -2546,6 +3314,7 @@
     <w:name w:val="List Bullet 2"/>
     <w:basedOn w:val="1"/>
     <w:unhideWhenUsed/>
+    <w:qFormat/>
     <w:uiPriority w:val="99"/>
     <w:pPr>
       <w:numPr>
@@ -2560,6 +3329,7 @@
     <w:basedOn w:val="1"/>
     <w:link w:val="136"/>
     <w:unhideWhenUsed/>
+    <w:qFormat/>
     <w:uiPriority w:val="99"/>
     <w:pPr>
       <w:tabs>
@@ -2610,6 +3380,7 @@
     <w:name w:val="List"/>
     <w:basedOn w:val="1"/>
     <w:unhideWhenUsed/>
+    <w:qFormat/>
     <w:uiPriority w:val="99"/>
     <w:pPr>
       <w:ind w:left="360" w:hanging="360"/>
@@ -2621,6 +3392,7 @@
     <w:basedOn w:val="1"/>
     <w:link w:val="145"/>
     <w:unhideWhenUsed/>
+    <w:qFormat/>
     <w:uiPriority w:val="99"/>
     <w:pPr>
       <w:spacing w:after="120" w:line="480" w:lineRule="auto"/>
@@ -2630,6 +3402,7 @@
     <w:name w:val="List Continue 2"/>
     <w:basedOn w:val="1"/>
     <w:unhideWhenUsed/>
+    <w:qFormat/>
     <w:uiPriority w:val="99"/>
     <w:pPr>
       <w:spacing w:after="120"/>
@@ -2641,6 +3414,7 @@
     <w:name w:val="List Continue 3"/>
     <w:basedOn w:val="1"/>
     <w:unhideWhenUsed/>
+    <w:qFormat/>
     <w:uiPriority w:val="99"/>
     <w:pPr>
       <w:spacing w:after="120"/>
@@ -2899,6 +3673,7 @@
   <w:style w:type="table" w:styleId="36">
     <w:name w:val="Light Shading Accent 2"/>
     <w:basedOn w:val="32"/>
+    <w:qFormat/>
     <w:uiPriority w:val="60"/>
     <w:pPr>
       <w:spacing w:after="0" w:line="240" w:lineRule="auto"/>
@@ -9047,6 +9822,7 @@
   <w:style w:type="table" w:styleId="91">
     <w:name w:val="Medium Grid 2 Accent 1"/>
     <w:basedOn w:val="32"/>
+    <w:qFormat/>
     <w:uiPriority w:val="68"/>
     <w:pPr>
       <w:spacing w:after="0" w:line="240" w:lineRule="auto"/>
@@ -11382,6 +12158,7 @@
   <w:style w:type="table" w:styleId="107">
     <w:name w:val="Dark List Accent 3"/>
     <w:basedOn w:val="32"/>
+    <w:qFormat/>
     <w:uiPriority w:val="70"/>
     <w:pPr>
       <w:spacing w:after="0" w:line="240" w:lineRule="auto"/>
@@ -14226,6 +15003,7 @@
     <w:name w:val="Footer Char"/>
     <w:basedOn w:val="132"/>
     <w:link w:val="24"/>
+    <w:qFormat/>
     <w:uiPriority w:val="99"/>
   </w:style>
   <w:style w:type="paragraph" w:styleId="137">
@@ -14281,6 +15059,7 @@
     <w:name w:val="Heading 3 Char"/>
     <w:basedOn w:val="132"/>
     <w:link w:val="5"/>
+    <w:qFormat/>
     <w:uiPriority w:val="9"/>
     <w:rPr>
       <w:rFonts w:asciiTheme="majorHAnsi" w:hAnsiTheme="majorHAnsi" w:eastAsiaTheme="majorEastAsia" w:cstheme="majorBidi"/>
@@ -14298,6 +15077,7 @@
     <w:name w:val="Title Char"/>
     <w:basedOn w:val="132"/>
     <w:link w:val="31"/>
+    <w:qFormat/>
     <w:uiPriority w:val="10"/>
     <w:rPr>
       <w:rFonts w:asciiTheme="majorHAnsi" w:hAnsiTheme="majorHAnsi" w:eastAsiaTheme="majorEastAsia" w:cstheme="majorBidi"/>
@@ -14342,6 +15122,7 @@
     <w:name w:val="Body Text Char"/>
     <w:basedOn w:val="132"/>
     <w:link w:val="19"/>
+    <w:qFormat/>
     <w:uiPriority w:val="99"/>
   </w:style>
   <w:style w:type="character" w:customStyle="1" w:styleId="145">
@@ -14394,6 +15175,7 @@
     <w:name w:val="Quote Char"/>
     <w:basedOn w:val="132"/>
     <w:link w:val="148"/>
+    <w:qFormat/>
     <w:uiPriority w:val="29"/>
     <w:rPr>
       <w:i/>
